--- a/apps/web/public/assets/samples/artifacts/docs/travel-ebook-plan.docx
+++ b/apps/web/public/assets/samples/artifacts/docs/travel-ebook-plan.docx
@@ -4,35 +4,83 @@
   <w:body>
     <w:p>
       <w:pPr>
-        <w:jc w:val="left"/>
+        <w:spacing w:after="320"/>
+        <w:pBdr>
+          <w:bottom w:val="single" w:sz="12" w:space="4" w:color="C2410C"/>
+        </w:pBdr>
       </w:pPr>
       <w:r>
         <w:rPr>
+          <w:rFonts w:ascii="Georgia" w:hAnsi="Georgia"/>
           <w:b/>
-          <w:color w:val="B45309"/>
-          <w:sz w:val="48"/>
+          <w:color w:val="C2410C"/>
+          <w:sz w:val="18"/>
         </w:rPr>
-        <w:t>城市微旅行电子书大纲</w:t>
+        <w:t>EDITORIAL PLAN / SLOW TRAVEL SERIES</w:t>
+      </w:r>
+    </w:p>
+    <w:p>
+      <w:pPr>
+        <w:pStyle w:val="Title"/>
+      </w:pPr>
+      <w:r>
+        <w:t>Kyoto Field Notes</w:t>
+      </w:r>
+    </w:p>
+    <w:p>
+      <w:pPr>
+        <w:spacing w:after="400"/>
+      </w:pPr>
+      <w:r>
+        <w:rPr>
+          <w:color w:val="7C6F67"/>
+          <w:sz w:val="28"/>
+        </w:rPr>
+        <w:t>A three-day solo route through early temples, quiet cafes, and independent bookshops.</w:t>
+      </w:r>
+    </w:p>
+    <w:p>
+      <w:pPr>
+        <w:spacing w:before="140" w:after="260"/>
+        <w:ind w:left="259" w:right="259"/>
+        <w:shd w:fill="F3EBDD"/>
+      </w:pPr>
+      <w:r>
+        <w:rPr>
+          <w:rFonts w:ascii="Georgia" w:hAnsi="Georgia"/>
+          <w:b/>
+          <w:color w:val="C2410C"/>
+          <w:sz w:val="21"/>
+        </w:rPr>
+        <w:t xml:space="preserve">READER PROMISE  </w:t>
+      </w:r>
+      <w:r>
+        <w:rPr>
+          <w:rFonts w:ascii="Georgia" w:hAnsi="Georgia"/>
+          <w:sz w:val="21"/>
+        </w:rPr>
+        <w:t>A gentle first visit with enough structure to feel confident and enough space to wander.</w:t>
+      </w:r>
+    </w:p>
+    <w:p>
+      <w:pPr>
+        <w:pStyle w:val="Heading1"/>
+      </w:pPr>
+      <w:r>
+        <w:t>Editorial angle</w:t>
       </w:r>
     </w:p>
     <w:p>
       <w:r>
-        <w:rPr>
-          <w:b w:val="0"/>
-          <w:color w:val="64748B"/>
-          <w:sz w:val="22"/>
-        </w:rPr>
-        <w:t>一个适合个人创作者售卖的小型电子书选题、目录和样章计划。</w:t>
+        <w:t>The guide is organized by energy, not by landmark count. Each day begins before the crowds, pauses for a neighborhood ritual, and ends near an easy route home.</w:t>
       </w:r>
     </w:p>
     <w:p>
+      <w:pPr>
+        <w:pStyle w:val="Heading1"/>
+      </w:pPr>
       <w:r>
-        <w:rPr>
-          <w:b/>
-          <w:color w:val="111827"/>
-          <w:sz w:val="30"/>
-        </w:rPr>
-        <w:t>读者</w:t>
+        <w:t>Chapter map</w:t>
       </w:r>
     </w:p>
     <w:p>
@@ -40,12 +88,7 @@
         <w:pStyle w:val="ListBullet"/>
       </w:pPr>
       <w:r>
-        <w:rPr>
-          <w:b w:val="0"/>
-          <w:color w:val="334155"/>
-          <w:sz w:val="20"/>
-        </w:rPr>
-        <w:t>周末想轻量探索城市的人。</w:t>
+        <w:t>Before you arrive: rail cards, luggage, and a low-stress first evening.</w:t>
       </w:r>
     </w:p>
     <w:p>
@@ -53,22 +96,7 @@
         <w:pStyle w:val="ListBullet"/>
       </w:pPr>
       <w:r>
-        <w:rPr>
-          <w:b w:val="0"/>
-          <w:color w:val="334155"/>
-          <w:sz w:val="20"/>
-        </w:rPr>
-        <w:t>需要路线、预算、拍照点和避坑建议。</w:t>
-      </w:r>
-    </w:p>
-    <w:p>
-      <w:r>
-        <w:rPr>
-          <w:b/>
-          <w:color w:val="111827"/>
-          <w:sz w:val="30"/>
-        </w:rPr>
-        <w:t>章节</w:t>
+        <w:t>Day one: eastern lanes, temple light, and a riverside reset.</w:t>
       </w:r>
     </w:p>
     <w:p>
@@ -76,12 +104,7 @@
         <w:pStyle w:val="ListBullet"/>
       </w:pPr>
       <w:r>
-        <w:rPr>
-          <w:b w:val="0"/>
-          <w:color w:val="334155"/>
-          <w:sz w:val="20"/>
-        </w:rPr>
-        <w:t>1 日路线、2 日路线、咖啡店地图、雨天替代方案。</w:t>
+        <w:t>Day two: northwest gardens, craft streets, and small presses.</w:t>
       </w:r>
     </w:p>
     <w:p>
@@ -89,71 +112,133 @@
         <w:pStyle w:val="ListBullet"/>
       </w:pPr>
       <w:r>
+        <w:t>Day three: market breakfast, independent shops, and a final lookout.</w:t>
+      </w:r>
+    </w:p>
+    <w:p>
+      <w:r>
+        <w:br w:type="page"/>
+      </w:r>
+    </w:p>
+    <w:p>
+      <w:pPr>
+        <w:spacing w:after="320"/>
+        <w:pBdr>
+          <w:bottom w:val="single" w:sz="12" w:space="4" w:color="C2410C"/>
+        </w:pBdr>
+      </w:pPr>
+      <w:r>
         <w:rPr>
-          <w:b w:val="0"/>
-          <w:color w:val="334155"/>
-          <w:sz w:val="20"/>
+          <w:rFonts w:ascii="Georgia" w:hAnsi="Georgia"/>
+          <w:b/>
+          <w:color w:val="C2410C"/>
+          <w:sz w:val="18"/>
         </w:rPr>
-        <w:t>每章都配可复用模板和地图链接占位。</w:t>
+        <w:t>ROUTE / TIMING / NEIGHBORHOOD RHYTHM</w:t>
+      </w:r>
+    </w:p>
+    <w:p>
+      <w:pPr>
+        <w:pStyle w:val="Heading1"/>
+      </w:pPr>
+      <w:r>
+        <w:t>Three-day itinerary</w:t>
       </w:r>
     </w:p>
     <w:tbl>
       <w:tblPr>
-        <w:tblStyle w:val="TableGrid"/>
-        <w:tblW w:type="auto" w:w="0"/>
+        <w:tblW w:type="dxa" w:w="9360"/>
+        <w:jc w:val="left"/>
+        <w:tblLayout w:type="fixed"/>
         <w:tblLook w:firstColumn="1" w:firstRow="1" w:lastColumn="0" w:lastRow="0" w:noHBand="0" w:noVBand="1" w:val="04A0"/>
       </w:tblPr>
       <w:tblGrid>
-        <w:gridCol w:w="3312"/>
-        <w:gridCol w:w="3312"/>
-        <w:gridCol w:w="3312"/>
+        <w:gridCol w:w="1800"/>
+        <w:gridCol w:w="3000"/>
+        <w:gridCol w:w="4560"/>
       </w:tblGrid>
       <w:tr>
+        <w:trPr>
+          <w:tblHeader w:val="true"/>
+        </w:trPr>
         <w:tc>
           <w:tcPr>
-            <w:tcW w:type="dxa" w:w="3312"/>
-            <w:shd w:fill="B45309"/>
+            <w:tcW w:type="dxa" w:w="1800"/>
+            <w:tcMar>
+              <w:top w:w="100" w:type="dxa"/>
+              <w:start w:w="130" w:type="dxa"/>
+              <w:bottom w:w="100" w:type="dxa"/>
+              <w:end w:w="130" w:type="dxa"/>
+            </w:tcMar>
+            <w:vAlign w:val="center"/>
+            <w:shd w:fill="EADBC8"/>
           </w:tcPr>
           <w:p>
+            <w:pPr>
+              <w:spacing w:after="0"/>
+            </w:pPr>
             <w:r>
               <w:rPr>
+                <w:rFonts w:ascii="Georgia" w:hAnsi="Georgia"/>
                 <w:b/>
-                <w:color w:val="FFFFFF"/>
-                <w:sz w:val="18"/>
+                <w:color w:val="C2410C"/>
+                <w:sz w:val="19"/>
               </w:rPr>
-              <w:t>章节</w:t>
+              <w:t>Day + time</w:t>
             </w:r>
           </w:p>
         </w:tc>
         <w:tc>
           <w:tcPr>
-            <w:tcW w:type="dxa" w:w="3312"/>
-            <w:shd w:fill="B45309"/>
+            <w:tcW w:type="dxa" w:w="3000"/>
+            <w:tcMar>
+              <w:top w:w="100" w:type="dxa"/>
+              <w:start w:w="130" w:type="dxa"/>
+              <w:bottom w:w="100" w:type="dxa"/>
+              <w:end w:w="130" w:type="dxa"/>
+            </w:tcMar>
+            <w:vAlign w:val="center"/>
+            <w:shd w:fill="EADBC8"/>
           </w:tcPr>
           <w:p>
+            <w:pPr>
+              <w:spacing w:after="0"/>
+            </w:pPr>
             <w:r>
               <w:rPr>
+                <w:rFonts w:ascii="Georgia" w:hAnsi="Georgia"/>
                 <w:b/>
-                <w:color w:val="FFFFFF"/>
-                <w:sz w:val="18"/>
+                <w:color w:val="C2410C"/>
+                <w:sz w:val="19"/>
               </w:rPr>
-              <w:t>内容</w:t>
+              <w:t>Anchor</w:t>
             </w:r>
           </w:p>
         </w:tc>
         <w:tc>
           <w:tcPr>
-            <w:tcW w:type="dxa" w:w="3312"/>
-            <w:shd w:fill="B45309"/>
+            <w:tcW w:type="dxa" w:w="4560"/>
+            <w:tcMar>
+              <w:top w:w="100" w:type="dxa"/>
+              <w:start w:w="130" w:type="dxa"/>
+              <w:bottom w:w="100" w:type="dxa"/>
+              <w:end w:w="130" w:type="dxa"/>
+            </w:tcMar>
+            <w:vAlign w:val="center"/>
+            <w:shd w:fill="EADBC8"/>
           </w:tcPr>
           <w:p>
+            <w:pPr>
+              <w:spacing w:after="0"/>
+            </w:pPr>
             <w:r>
               <w:rPr>
+                <w:rFonts w:ascii="Georgia" w:hAnsi="Georgia"/>
                 <w:b/>
-                <w:color w:val="FFFFFF"/>
-                <w:sz w:val="18"/>
+                <w:color w:val="C2410C"/>
+                <w:sz w:val="19"/>
               </w:rPr>
-              <w:t>素材</w:t>
+              <w:t>Why it works</w:t>
             </w:r>
           </w:p>
         </w:tc>
@@ -161,46 +246,79 @@
       <w:tr>
         <w:tc>
           <w:tcPr>
-            <w:tcW w:type="dxa" w:w="3312"/>
+            <w:tcW w:type="dxa" w:w="1800"/>
+            <w:tcMar>
+              <w:top w:w="100" w:type="dxa"/>
+              <w:start w:w="130" w:type="dxa"/>
+              <w:bottom w:w="100" w:type="dxa"/>
+              <w:end w:w="130" w:type="dxa"/>
+            </w:tcMar>
+            <w:vAlign w:val="center"/>
           </w:tcPr>
           <w:p>
+            <w:pPr>
+              <w:spacing w:after="0"/>
+            </w:pPr>
             <w:r>
               <w:rPr>
+                <w:rFonts w:ascii="Georgia" w:hAnsi="Georgia"/>
                 <w:b w:val="0"/>
-                <w:color w:val="334155"/>
-                <w:sz w:val="18"/>
+                <w:color w:val="3F2D24"/>
+                <w:sz w:val="19"/>
               </w:rPr>
-              <w:t>01</w:t>
+              <w:t>01 / 07:00</w:t>
             </w:r>
           </w:p>
         </w:tc>
         <w:tc>
           <w:tcPr>
-            <w:tcW w:type="dxa" w:w="3312"/>
+            <w:tcW w:type="dxa" w:w="3000"/>
+            <w:tcMar>
+              <w:top w:w="100" w:type="dxa"/>
+              <w:start w:w="130" w:type="dxa"/>
+              <w:bottom w:w="100" w:type="dxa"/>
+              <w:end w:w="130" w:type="dxa"/>
+            </w:tcMar>
+            <w:vAlign w:val="center"/>
           </w:tcPr>
           <w:p>
+            <w:pPr>
+              <w:spacing w:after="0"/>
+            </w:pPr>
             <w:r>
               <w:rPr>
+                <w:rFonts w:ascii="Georgia" w:hAnsi="Georgia"/>
                 <w:b w:val="0"/>
-                <w:color w:val="334155"/>
-                <w:sz w:val="18"/>
+                <w:color w:val="3F2D24"/>
+                <w:sz w:val="19"/>
               </w:rPr>
-              <w:t>城市漫步路线</w:t>
+              <w:t>Nanzen-ji approach</w:t>
             </w:r>
           </w:p>
         </w:tc>
         <w:tc>
           <w:tcPr>
-            <w:tcW w:type="dxa" w:w="3312"/>
+            <w:tcW w:type="dxa" w:w="4560"/>
+            <w:tcMar>
+              <w:top w:w="100" w:type="dxa"/>
+              <w:start w:w="130" w:type="dxa"/>
+              <w:bottom w:w="100" w:type="dxa"/>
+              <w:end w:w="130" w:type="dxa"/>
+            </w:tcMar>
+            <w:vAlign w:val="center"/>
           </w:tcPr>
           <w:p>
+            <w:pPr>
+              <w:spacing w:after="0"/>
+            </w:pPr>
             <w:r>
               <w:rPr>
+                <w:rFonts w:ascii="Georgia" w:hAnsi="Georgia"/>
                 <w:b w:val="0"/>
-                <w:color w:val="334155"/>
-                <w:sz w:val="18"/>
+                <w:color w:val="3F2D24"/>
+                <w:sz w:val="19"/>
               </w:rPr>
-              <w:t>地图截图</w:t>
+              <w:t>Quiet arrival and soft morning light</w:t>
             </w:r>
           </w:p>
         </w:tc>
@@ -208,46 +326,79 @@
       <w:tr>
         <w:tc>
           <w:tcPr>
-            <w:tcW w:type="dxa" w:w="3312"/>
+            <w:tcW w:type="dxa" w:w="1800"/>
+            <w:tcMar>
+              <w:top w:w="100" w:type="dxa"/>
+              <w:start w:w="130" w:type="dxa"/>
+              <w:bottom w:w="100" w:type="dxa"/>
+              <w:end w:w="130" w:type="dxa"/>
+            </w:tcMar>
+            <w:vAlign w:val="center"/>
           </w:tcPr>
           <w:p>
+            <w:pPr>
+              <w:spacing w:after="0"/>
+            </w:pPr>
             <w:r>
               <w:rPr>
+                <w:rFonts w:ascii="Georgia" w:hAnsi="Georgia"/>
                 <w:b w:val="0"/>
-                <w:color w:val="334155"/>
-                <w:sz w:val="18"/>
+                <w:color w:val="3F2D24"/>
+                <w:sz w:val="19"/>
               </w:rPr>
-              <w:t>02</w:t>
+              <w:t>01 / 13:30</w:t>
             </w:r>
           </w:p>
         </w:tc>
         <w:tc>
           <w:tcPr>
-            <w:tcW w:type="dxa" w:w="3312"/>
+            <w:tcW w:type="dxa" w:w="3000"/>
+            <w:tcMar>
+              <w:top w:w="100" w:type="dxa"/>
+              <w:start w:w="130" w:type="dxa"/>
+              <w:bottom w:w="100" w:type="dxa"/>
+              <w:end w:w="130" w:type="dxa"/>
+            </w:tcMar>
+            <w:vAlign w:val="center"/>
           </w:tcPr>
           <w:p>
+            <w:pPr>
+              <w:spacing w:after="0"/>
+            </w:pPr>
             <w:r>
               <w:rPr>
+                <w:rFonts w:ascii="Georgia" w:hAnsi="Georgia"/>
                 <w:b w:val="0"/>
-                <w:color w:val="334155"/>
-                <w:sz w:val="18"/>
+                <w:color w:val="3F2D24"/>
+                <w:sz w:val="19"/>
               </w:rPr>
-              <w:t>咖啡和书店</w:t>
+              <w:t>Okazaki cafe pause</w:t>
             </w:r>
           </w:p>
         </w:tc>
         <w:tc>
           <w:tcPr>
-            <w:tcW w:type="dxa" w:w="3312"/>
+            <w:tcW w:type="dxa" w:w="4560"/>
+            <w:tcMar>
+              <w:top w:w="100" w:type="dxa"/>
+              <w:start w:w="130" w:type="dxa"/>
+              <w:bottom w:w="100" w:type="dxa"/>
+              <w:end w:w="130" w:type="dxa"/>
+            </w:tcMar>
+            <w:vAlign w:val="center"/>
           </w:tcPr>
           <w:p>
+            <w:pPr>
+              <w:spacing w:after="0"/>
+            </w:pPr>
             <w:r>
               <w:rPr>
+                <w:rFonts w:ascii="Georgia" w:hAnsi="Georgia"/>
                 <w:b w:val="0"/>
-                <w:color w:val="334155"/>
-                <w:sz w:val="18"/>
+                <w:color w:val="3F2D24"/>
+                <w:sz w:val="19"/>
               </w:rPr>
-              <w:t>照片清单</w:t>
+              <w:t>Rest before the riverside walk</w:t>
             </w:r>
           </w:p>
         </w:tc>
@@ -255,59 +406,733 @@
       <w:tr>
         <w:tc>
           <w:tcPr>
-            <w:tcW w:type="dxa" w:w="3312"/>
+            <w:tcW w:type="dxa" w:w="1800"/>
+            <w:tcMar>
+              <w:top w:w="100" w:type="dxa"/>
+              <w:start w:w="130" w:type="dxa"/>
+              <w:bottom w:w="100" w:type="dxa"/>
+              <w:end w:w="130" w:type="dxa"/>
+            </w:tcMar>
+            <w:vAlign w:val="center"/>
           </w:tcPr>
           <w:p>
+            <w:pPr>
+              <w:spacing w:after="0"/>
+            </w:pPr>
             <w:r>
               <w:rPr>
+                <w:rFonts w:ascii="Georgia" w:hAnsi="Georgia"/>
                 <w:b w:val="0"/>
-                <w:color w:val="334155"/>
-                <w:sz w:val="18"/>
+                <w:color w:val="3F2D24"/>
+                <w:sz w:val="19"/>
               </w:rPr>
-              <w:t>03</w:t>
+              <w:t>02 / 08:00</w:t>
             </w:r>
           </w:p>
         </w:tc>
         <w:tc>
           <w:tcPr>
-            <w:tcW w:type="dxa" w:w="3312"/>
+            <w:tcW w:type="dxa" w:w="3000"/>
+            <w:tcMar>
+              <w:top w:w="100" w:type="dxa"/>
+              <w:start w:w="130" w:type="dxa"/>
+              <w:bottom w:w="100" w:type="dxa"/>
+              <w:end w:w="130" w:type="dxa"/>
+            </w:tcMar>
+            <w:vAlign w:val="center"/>
           </w:tcPr>
           <w:p>
+            <w:pPr>
+              <w:spacing w:after="0"/>
+            </w:pPr>
             <w:r>
               <w:rPr>
+                <w:rFonts w:ascii="Georgia" w:hAnsi="Georgia"/>
                 <w:b w:val="0"/>
-                <w:color w:val="334155"/>
-                <w:sz w:val="18"/>
+                <w:color w:val="3F2D24"/>
+                <w:sz w:val="19"/>
               </w:rPr>
-              <w:t>预算和交通</w:t>
+              <w:t>Ryoan-ji</w:t>
             </w:r>
           </w:p>
         </w:tc>
         <w:tc>
           <w:tcPr>
-            <w:tcW w:type="dxa" w:w="3312"/>
+            <w:tcW w:type="dxa" w:w="4560"/>
+            <w:tcMar>
+              <w:top w:w="100" w:type="dxa"/>
+              <w:start w:w="130" w:type="dxa"/>
+              <w:bottom w:w="100" w:type="dxa"/>
+              <w:end w:w="130" w:type="dxa"/>
+            </w:tcMar>
+            <w:vAlign w:val="center"/>
           </w:tcPr>
           <w:p>
+            <w:pPr>
+              <w:spacing w:after="0"/>
+            </w:pPr>
             <w:r>
               <w:rPr>
+                <w:rFonts w:ascii="Georgia" w:hAnsi="Georgia"/>
                 <w:b w:val="0"/>
-                <w:color w:val="334155"/>
-                <w:sz w:val="18"/>
+                <w:color w:val="3F2D24"/>
+                <w:sz w:val="19"/>
               </w:rPr>
-              <w:t>表格模板</w:t>
+              <w:t>Early access before tour groups</w:t>
+            </w:r>
+          </w:p>
+        </w:tc>
+      </w:tr>
+      <w:tr>
+        <w:tc>
+          <w:tcPr>
+            <w:tcW w:type="dxa" w:w="1800"/>
+            <w:tcMar>
+              <w:top w:w="100" w:type="dxa"/>
+              <w:start w:w="130" w:type="dxa"/>
+              <w:bottom w:w="100" w:type="dxa"/>
+              <w:end w:w="130" w:type="dxa"/>
+            </w:tcMar>
+            <w:vAlign w:val="center"/>
+          </w:tcPr>
+          <w:p>
+            <w:pPr>
+              <w:spacing w:after="0"/>
+            </w:pPr>
+            <w:r>
+              <w:rPr>
+                <w:rFonts w:ascii="Georgia" w:hAnsi="Georgia"/>
+                <w:b w:val="0"/>
+                <w:color w:val="3F2D24"/>
+                <w:sz w:val="19"/>
+              </w:rPr>
+              <w:t>02 / 15:00</w:t>
+            </w:r>
+          </w:p>
+        </w:tc>
+        <w:tc>
+          <w:tcPr>
+            <w:tcW w:type="dxa" w:w="3000"/>
+            <w:tcMar>
+              <w:top w:w="100" w:type="dxa"/>
+              <w:start w:w="130" w:type="dxa"/>
+              <w:bottom w:w="100" w:type="dxa"/>
+              <w:end w:w="130" w:type="dxa"/>
+            </w:tcMar>
+            <w:vAlign w:val="center"/>
+          </w:tcPr>
+          <w:p>
+            <w:pPr>
+              <w:spacing w:after="0"/>
+            </w:pPr>
+            <w:r>
+              <w:rPr>
+                <w:rFonts w:ascii="Georgia" w:hAnsi="Georgia"/>
+                <w:b w:val="0"/>
+                <w:color w:val="3F2D24"/>
+                <w:sz w:val="19"/>
+              </w:rPr>
+              <w:t>Seikaido book route</w:t>
+            </w:r>
+          </w:p>
+        </w:tc>
+        <w:tc>
+          <w:tcPr>
+            <w:tcW w:type="dxa" w:w="4560"/>
+            <w:tcMar>
+              <w:top w:w="100" w:type="dxa"/>
+              <w:start w:w="130" w:type="dxa"/>
+              <w:bottom w:w="100" w:type="dxa"/>
+              <w:end w:w="130" w:type="dxa"/>
+            </w:tcMar>
+            <w:vAlign w:val="center"/>
+          </w:tcPr>
+          <w:p>
+            <w:pPr>
+              <w:spacing w:after="0"/>
+            </w:pPr>
+            <w:r>
+              <w:rPr>
+                <w:rFonts w:ascii="Georgia" w:hAnsi="Georgia"/>
+                <w:b w:val="0"/>
+                <w:color w:val="3F2D24"/>
+                <w:sz w:val="19"/>
+              </w:rPr>
+              <w:t>Independent shelves and local design</w:t>
+            </w:r>
+          </w:p>
+        </w:tc>
+      </w:tr>
+      <w:tr>
+        <w:tc>
+          <w:tcPr>
+            <w:tcW w:type="dxa" w:w="1800"/>
+            <w:tcMar>
+              <w:top w:w="100" w:type="dxa"/>
+              <w:start w:w="130" w:type="dxa"/>
+              <w:bottom w:w="100" w:type="dxa"/>
+              <w:end w:w="130" w:type="dxa"/>
+            </w:tcMar>
+            <w:vAlign w:val="center"/>
+          </w:tcPr>
+          <w:p>
+            <w:pPr>
+              <w:spacing w:after="0"/>
+            </w:pPr>
+            <w:r>
+              <w:rPr>
+                <w:rFonts w:ascii="Georgia" w:hAnsi="Georgia"/>
+                <w:b w:val="0"/>
+                <w:color w:val="3F2D24"/>
+                <w:sz w:val="19"/>
+              </w:rPr>
+              <w:t>03 / 08:30</w:t>
+            </w:r>
+          </w:p>
+        </w:tc>
+        <w:tc>
+          <w:tcPr>
+            <w:tcW w:type="dxa" w:w="3000"/>
+            <w:tcMar>
+              <w:top w:w="100" w:type="dxa"/>
+              <w:start w:w="130" w:type="dxa"/>
+              <w:bottom w:w="100" w:type="dxa"/>
+              <w:end w:w="130" w:type="dxa"/>
+            </w:tcMar>
+            <w:vAlign w:val="center"/>
+          </w:tcPr>
+          <w:p>
+            <w:pPr>
+              <w:spacing w:after="0"/>
+            </w:pPr>
+            <w:r>
+              <w:rPr>
+                <w:rFonts w:ascii="Georgia" w:hAnsi="Georgia"/>
+                <w:b w:val="0"/>
+                <w:color w:val="3F2D24"/>
+                <w:sz w:val="19"/>
+              </w:rPr>
+              <w:t>Nishiki side streets</w:t>
+            </w:r>
+          </w:p>
+        </w:tc>
+        <w:tc>
+          <w:tcPr>
+            <w:tcW w:type="dxa" w:w="4560"/>
+            <w:tcMar>
+              <w:top w:w="100" w:type="dxa"/>
+              <w:start w:w="130" w:type="dxa"/>
+              <w:bottom w:w="100" w:type="dxa"/>
+              <w:end w:w="130" w:type="dxa"/>
+            </w:tcMar>
+            <w:vAlign w:val="center"/>
+          </w:tcPr>
+          <w:p>
+            <w:pPr>
+              <w:spacing w:after="0"/>
+            </w:pPr>
+            <w:r>
+              <w:rPr>
+                <w:rFonts w:ascii="Georgia" w:hAnsi="Georgia"/>
+                <w:b w:val="0"/>
+                <w:color w:val="3F2D24"/>
+                <w:sz w:val="19"/>
+              </w:rPr>
+              <w:t>Breakfast before peak market traffic</w:t>
+            </w:r>
+          </w:p>
+        </w:tc>
+      </w:tr>
+      <w:tr>
+        <w:tc>
+          <w:tcPr>
+            <w:tcW w:type="dxa" w:w="1800"/>
+            <w:tcMar>
+              <w:top w:w="100" w:type="dxa"/>
+              <w:start w:w="130" w:type="dxa"/>
+              <w:bottom w:w="100" w:type="dxa"/>
+              <w:end w:w="130" w:type="dxa"/>
+            </w:tcMar>
+            <w:vAlign w:val="center"/>
+          </w:tcPr>
+          <w:p>
+            <w:pPr>
+              <w:spacing w:after="0"/>
+            </w:pPr>
+            <w:r>
+              <w:rPr>
+                <w:rFonts w:ascii="Georgia" w:hAnsi="Georgia"/>
+                <w:b w:val="0"/>
+                <w:color w:val="3F2D24"/>
+                <w:sz w:val="19"/>
+              </w:rPr>
+              <w:t>03 / 16:30</w:t>
+            </w:r>
+          </w:p>
+        </w:tc>
+        <w:tc>
+          <w:tcPr>
+            <w:tcW w:type="dxa" w:w="3000"/>
+            <w:tcMar>
+              <w:top w:w="100" w:type="dxa"/>
+              <w:start w:w="130" w:type="dxa"/>
+              <w:bottom w:w="100" w:type="dxa"/>
+              <w:end w:w="130" w:type="dxa"/>
+            </w:tcMar>
+            <w:vAlign w:val="center"/>
+          </w:tcPr>
+          <w:p>
+            <w:pPr>
+              <w:spacing w:after="0"/>
+            </w:pPr>
+            <w:r>
+              <w:rPr>
+                <w:rFonts w:ascii="Georgia" w:hAnsi="Georgia"/>
+                <w:b w:val="0"/>
+                <w:color w:val="3F2D24"/>
+                <w:sz w:val="19"/>
+              </w:rPr>
+              <w:t>Shogunzuka lookout</w:t>
+            </w:r>
+          </w:p>
+        </w:tc>
+        <w:tc>
+          <w:tcPr>
+            <w:tcW w:type="dxa" w:w="4560"/>
+            <w:tcMar>
+              <w:top w:w="100" w:type="dxa"/>
+              <w:start w:w="130" w:type="dxa"/>
+              <w:bottom w:w="100" w:type="dxa"/>
+              <w:end w:w="130" w:type="dxa"/>
+            </w:tcMar>
+            <w:vAlign w:val="center"/>
+          </w:tcPr>
+          <w:p>
+            <w:pPr>
+              <w:spacing w:after="0"/>
+            </w:pPr>
+            <w:r>
+              <w:rPr>
+                <w:rFonts w:ascii="Georgia" w:hAnsi="Georgia"/>
+                <w:b w:val="0"/>
+                <w:color w:val="3F2D24"/>
+                <w:sz w:val="19"/>
+              </w:rPr>
+              <w:t>A spacious final chapter</w:t>
             </w:r>
           </w:p>
         </w:tc>
       </w:tr>
     </w:tbl>
+    <w:p>
+      <w:pPr>
+        <w:spacing w:before="140" w:after="260"/>
+        <w:ind w:left="259" w:right="259"/>
+        <w:shd w:fill="F3EBDD"/>
+      </w:pPr>
+      <w:r>
+        <w:rPr>
+          <w:rFonts w:ascii="Georgia" w:hAnsi="Georgia"/>
+          <w:b/>
+          <w:color w:val="C2410C"/>
+          <w:sz w:val="21"/>
+        </w:rPr>
+        <w:t xml:space="preserve">PACING NOTE  </w:t>
+      </w:r>
+      <w:r>
+        <w:rPr>
+          <w:rFonts w:ascii="Georgia" w:hAnsi="Georgia"/>
+          <w:sz w:val="21"/>
+        </w:rPr>
+        <w:t>Keep one unscheduled 90-minute block each afternoon for weather, fatigue, or discovery.</w:t>
+      </w:r>
+    </w:p>
+    <w:p>
+      <w:r>
+        <w:br w:type="page"/>
+      </w:r>
+    </w:p>
+    <w:p>
+      <w:pPr>
+        <w:spacing w:after="320"/>
+        <w:pBdr>
+          <w:bottom w:val="single" w:sz="12" w:space="4" w:color="C2410C"/>
+        </w:pBdr>
+      </w:pPr>
+      <w:r>
+        <w:rPr>
+          <w:rFonts w:ascii="Georgia" w:hAnsi="Georgia"/>
+          <w:b/>
+          <w:color w:val="C2410C"/>
+          <w:sz w:val="18"/>
+        </w:rPr>
+        <w:t>PRODUCTION / ASSETS / OFFER</w:t>
+      </w:r>
+    </w:p>
+    <w:p>
+      <w:pPr>
+        <w:pStyle w:val="Heading1"/>
+      </w:pPr>
+      <w:r>
+        <w:t>Asset list</w:t>
+      </w:r>
+    </w:p>
+    <w:p>
+      <w:pPr>
+        <w:pStyle w:val="ListBullet"/>
+      </w:pPr>
+      <w:r>
+        <w:t>One overview map plus three day maps with rail and walking layers.</w:t>
+      </w:r>
+    </w:p>
+    <w:p>
+      <w:pPr>
+        <w:pStyle w:val="ListBullet"/>
+      </w:pPr>
+      <w:r>
+        <w:t>Nine original photographs: three atmospheric, three practical, three detail shots.</w:t>
+      </w:r>
+    </w:p>
+    <w:p>
+      <w:pPr>
+        <w:pStyle w:val="ListBullet"/>
+      </w:pPr>
+      <w:r>
+        <w:t>A printable packing card and a cafe-order phrase card.</w:t>
+      </w:r>
+    </w:p>
+    <w:p>
+      <w:pPr>
+        <w:pStyle w:val="ListBullet"/>
+      </w:pPr>
+      <w:r>
+        <w:t>Accessibility notes for stairs, long walks, seating, and quiet alternatives.</w:t>
+      </w:r>
+    </w:p>
+    <w:p>
+      <w:pPr>
+        <w:pStyle w:val="Heading1"/>
+      </w:pPr>
+      <w:r>
+        <w:t>Offer structure</w:t>
+      </w:r>
+    </w:p>
+    <w:tbl>
+      <w:tblPr>
+        <w:tblW w:type="dxa" w:w="9360"/>
+        <w:jc w:val="left"/>
+        <w:tblLayout w:type="fixed"/>
+        <w:tblLook w:firstColumn="1" w:firstRow="1" w:lastColumn="0" w:lastRow="0" w:noHBand="0" w:noVBand="1" w:val="04A0"/>
+      </w:tblPr>
+      <w:tblGrid>
+        <w:gridCol w:w="2600"/>
+        <w:gridCol w:w="6760"/>
+      </w:tblGrid>
+      <w:tr>
+        <w:trPr>
+          <w:tblHeader w:val="true"/>
+        </w:trPr>
+        <w:tc>
+          <w:tcPr>
+            <w:tcW w:type="dxa" w:w="2600"/>
+            <w:tcMar>
+              <w:top w:w="100" w:type="dxa"/>
+              <w:start w:w="130" w:type="dxa"/>
+              <w:bottom w:w="100" w:type="dxa"/>
+              <w:end w:w="130" w:type="dxa"/>
+            </w:tcMar>
+            <w:vAlign w:val="center"/>
+            <w:shd w:fill="EADBC8"/>
+          </w:tcPr>
+          <w:p>
+            <w:pPr>
+              <w:spacing w:after="0"/>
+            </w:pPr>
+            <w:r>
+              <w:rPr>
+                <w:rFonts w:ascii="Georgia" w:hAnsi="Georgia"/>
+                <w:b/>
+                <w:color w:val="C2410C"/>
+                <w:sz w:val="19"/>
+              </w:rPr>
+              <w:t>Edition</w:t>
+            </w:r>
+          </w:p>
+        </w:tc>
+        <w:tc>
+          <w:tcPr>
+            <w:tcW w:type="dxa" w:w="6760"/>
+            <w:tcMar>
+              <w:top w:w="100" w:type="dxa"/>
+              <w:start w:w="130" w:type="dxa"/>
+              <w:bottom w:w="100" w:type="dxa"/>
+              <w:end w:w="130" w:type="dxa"/>
+            </w:tcMar>
+            <w:vAlign w:val="center"/>
+            <w:shd w:fill="EADBC8"/>
+          </w:tcPr>
+          <w:p>
+            <w:pPr>
+              <w:spacing w:after="0"/>
+            </w:pPr>
+            <w:r>
+              <w:rPr>
+                <w:rFonts w:ascii="Georgia" w:hAnsi="Georgia"/>
+                <w:b/>
+                <w:color w:val="C2410C"/>
+                <w:sz w:val="19"/>
+              </w:rPr>
+              <w:t>Price + inclusion</w:t>
+            </w:r>
+          </w:p>
+        </w:tc>
+      </w:tr>
+      <w:tr>
+        <w:tc>
+          <w:tcPr>
+            <w:tcW w:type="dxa" w:w="2600"/>
+            <w:tcMar>
+              <w:top w:w="100" w:type="dxa"/>
+              <w:start w:w="130" w:type="dxa"/>
+              <w:bottom w:w="100" w:type="dxa"/>
+              <w:end w:w="130" w:type="dxa"/>
+            </w:tcMar>
+            <w:vAlign w:val="center"/>
+          </w:tcPr>
+          <w:p>
+            <w:pPr>
+              <w:spacing w:after="0"/>
+            </w:pPr>
+            <w:r>
+              <w:rPr>
+                <w:rFonts w:ascii="Georgia" w:hAnsi="Georgia"/>
+                <w:b w:val="0"/>
+                <w:color w:val="3F2D24"/>
+                <w:sz w:val="19"/>
+              </w:rPr>
+              <w:t>Digital guide</w:t>
+            </w:r>
+          </w:p>
+        </w:tc>
+        <w:tc>
+          <w:tcPr>
+            <w:tcW w:type="dxa" w:w="6760"/>
+            <w:tcMar>
+              <w:top w:w="100" w:type="dxa"/>
+              <w:start w:w="130" w:type="dxa"/>
+              <w:bottom w:w="100" w:type="dxa"/>
+              <w:end w:w="130" w:type="dxa"/>
+            </w:tcMar>
+            <w:vAlign w:val="center"/>
+          </w:tcPr>
+          <w:p>
+            <w:pPr>
+              <w:spacing w:after="0"/>
+            </w:pPr>
+            <w:r>
+              <w:rPr>
+                <w:rFonts w:ascii="Georgia" w:hAnsi="Georgia"/>
+                <w:b w:val="0"/>
+                <w:color w:val="3F2D24"/>
+                <w:sz w:val="19"/>
+              </w:rPr>
+              <w:t>$14 - PDF and mobile maps</w:t>
+            </w:r>
+          </w:p>
+        </w:tc>
+      </w:tr>
+      <w:tr>
+        <w:tc>
+          <w:tcPr>
+            <w:tcW w:type="dxa" w:w="2600"/>
+            <w:tcMar>
+              <w:top w:w="100" w:type="dxa"/>
+              <w:start w:w="130" w:type="dxa"/>
+              <w:bottom w:w="100" w:type="dxa"/>
+              <w:end w:w="130" w:type="dxa"/>
+            </w:tcMar>
+            <w:vAlign w:val="center"/>
+          </w:tcPr>
+          <w:p>
+            <w:pPr>
+              <w:spacing w:after="0"/>
+            </w:pPr>
+            <w:r>
+              <w:rPr>
+                <w:rFonts w:ascii="Georgia" w:hAnsi="Georgia"/>
+                <w:b w:val="0"/>
+                <w:color w:val="3F2D24"/>
+                <w:sz w:val="19"/>
+              </w:rPr>
+              <w:t>Field bundle</w:t>
+            </w:r>
+          </w:p>
+        </w:tc>
+        <w:tc>
+          <w:tcPr>
+            <w:tcW w:type="dxa" w:w="6760"/>
+            <w:tcMar>
+              <w:top w:w="100" w:type="dxa"/>
+              <w:start w:w="130" w:type="dxa"/>
+              <w:bottom w:w="100" w:type="dxa"/>
+              <w:end w:w="130" w:type="dxa"/>
+            </w:tcMar>
+            <w:vAlign w:val="center"/>
+          </w:tcPr>
+          <w:p>
+            <w:pPr>
+              <w:spacing w:after="0"/>
+            </w:pPr>
+            <w:r>
+              <w:rPr>
+                <w:rFonts w:ascii="Georgia" w:hAnsi="Georgia"/>
+                <w:b w:val="0"/>
+                <w:color w:val="3F2D24"/>
+                <w:sz w:val="19"/>
+              </w:rPr>
+              <w:t>$24 - guide, printable cards, saved-map links</w:t>
+            </w:r>
+          </w:p>
+        </w:tc>
+      </w:tr>
+      <w:tr>
+        <w:tc>
+          <w:tcPr>
+            <w:tcW w:type="dxa" w:w="2600"/>
+            <w:tcMar>
+              <w:top w:w="100" w:type="dxa"/>
+              <w:start w:w="130" w:type="dxa"/>
+              <w:bottom w:w="100" w:type="dxa"/>
+              <w:end w:w="130" w:type="dxa"/>
+            </w:tcMar>
+            <w:vAlign w:val="center"/>
+          </w:tcPr>
+          <w:p>
+            <w:pPr>
+              <w:spacing w:after="0"/>
+            </w:pPr>
+            <w:r>
+              <w:rPr>
+                <w:rFonts w:ascii="Georgia" w:hAnsi="Georgia"/>
+                <w:b w:val="0"/>
+                <w:color w:val="3F2D24"/>
+                <w:sz w:val="19"/>
+              </w:rPr>
+              <w:t>Launch bonus</w:t>
+            </w:r>
+          </w:p>
+        </w:tc>
+        <w:tc>
+          <w:tcPr>
+            <w:tcW w:type="dxa" w:w="6760"/>
+            <w:tcMar>
+              <w:top w:w="100" w:type="dxa"/>
+              <w:start w:w="130" w:type="dxa"/>
+              <w:bottom w:w="100" w:type="dxa"/>
+              <w:end w:w="130" w:type="dxa"/>
+            </w:tcMar>
+            <w:vAlign w:val="center"/>
+          </w:tcPr>
+          <w:p>
+            <w:pPr>
+              <w:spacing w:after="0"/>
+            </w:pPr>
+            <w:r>
+              <w:rPr>
+                <w:rFonts w:ascii="Georgia" w:hAnsi="Georgia"/>
+                <w:b w:val="0"/>
+                <w:color w:val="3F2D24"/>
+                <w:sz w:val="19"/>
+              </w:rPr>
+              <w:t>Neighborhood update email after 90 days</w:t>
+            </w:r>
+          </w:p>
+        </w:tc>
+      </w:tr>
+    </w:tbl>
+    <w:p>
+      <w:pPr>
+        <w:pStyle w:val="Heading1"/>
+      </w:pPr>
+      <w:r>
+        <w:t>Sales page lead</w:t>
+      </w:r>
+    </w:p>
+    <w:p>
+      <w:r>
+        <w:rPr>
+          <w:b/>
+          <w:sz w:val="32"/>
+        </w:rPr>
+        <w:t>See Kyoto slowly, without feeling unprepared.</w:t>
+      </w:r>
+    </w:p>
+    <w:p>
+      <w:r>
+        <w:t>A calm three-day plan for first-time solo travelers who care more about atmosphere, cafes, and books than checking every landmark off a list.</w:t>
+      </w:r>
+    </w:p>
     <w:sectPr>
+      <w:headerReference w:type="default" r:id="rId9"/>
+      <w:footerReference w:type="default" r:id="rId10"/>
       <w:pgSz w:w="12240" w:h="15840"/>
-      <w:pgMar w:top="1080" w:right="1152" w:bottom="1080" w:left="1152" w:header="720" w:footer="720" w:gutter="0"/>
+      <w:pgMar w:top="1152" w:right="1224" w:bottom="1152" w:left="1224" w:header="720" w:footer="720" w:gutter="0"/>
       <w:cols w:space="720"/>
       <w:docGrid w:linePitch="360"/>
     </w:sectPr>
   </w:body>
 </w:document>
+</file>
+
+<file path=word/footer1.xml><?xml version="1.0" encoding="utf-8"?>
+<w:ftr xmlns:m="http://schemas.openxmlformats.org/officeDocument/2006/math" xmlns:mc="http://schemas.openxmlformats.org/markup-compatibility/2006" xmlns:mo="http://schemas.microsoft.com/office/mac/office/2008/main" xmlns:mv="urn:schemas-microsoft-com:mac:vml" xmlns:o="urn:schemas-microsoft-com:office:office" xmlns:r="http://schemas.openxmlformats.org/officeDocument/2006/relationships" xmlns:v="urn:schemas-microsoft-com:vml" xmlns:w10="urn:schemas-microsoft-com:office:word" xmlns:w14="http://schemas.microsoft.com/office/word/2010/wordml" xmlns:w="http://schemas.openxmlformats.org/wordprocessingml/2006/main" xmlns:wne="http://schemas.microsoft.com/office/word/2006/wordml" xmlns:wp14="http://schemas.microsoft.com/office/word/2010/wordprocessingDrawing" xmlns:wp="http://schemas.openxmlformats.org/drawingml/2006/wordprocessingDrawing" xmlns:wpc="http://schemas.microsoft.com/office/word/2010/wordprocessingCanvas" xmlns:wpg="http://schemas.microsoft.com/office/word/2010/wordprocessingGroup" xmlns:wpi="http://schemas.microsoft.com/office/word/2010/wordprocessingInk" xmlns:wps="http://schemas.microsoft.com/office/word/2010/wordprocessingShape" mc:Ignorable="w14 wp14">
+  <w:p>
+    <w:pPr>
+      <w:pStyle w:val="Footer"/>
+      <w:jc w:val="right"/>
+    </w:pPr>
+    <w:r>
+      <w:rPr>
+        <w:rFonts w:ascii="Georgia" w:hAnsi="Georgia"/>
+        <w:color w:val="7C6F67"/>
+        <w:sz w:val="16"/>
+      </w:rPr>
+      <w:t xml:space="preserve">PAGE </w:t>
+    </w:r>
+    <w:r>
+      <w:rPr>
+        <w:rFonts w:ascii="Georgia" w:hAnsi="Georgia"/>
+        <w:color w:val="7C6F67"/>
+        <w:sz w:val="16"/>
+      </w:rPr>
+      <w:fldChar w:fldCharType="begin"/>
+      <w:instrText xml:space="preserve"> PAGE </w:instrText>
+      <w:fldChar w:fldCharType="separate"/>
+      <w:t>1</w:t>
+      <w:fldChar w:fldCharType="end"/>
+    </w:r>
+  </w:p>
+</w:ftr>
+</file>
+
+<file path=word/header1.xml><?xml version="1.0" encoding="utf-8"?>
+<w:hdr xmlns:m="http://schemas.openxmlformats.org/officeDocument/2006/math" xmlns:mc="http://schemas.openxmlformats.org/markup-compatibility/2006" xmlns:mo="http://schemas.microsoft.com/office/mac/office/2008/main" xmlns:mv="urn:schemas-microsoft-com:mac:vml" xmlns:o="urn:schemas-microsoft-com:office:office" xmlns:r="http://schemas.openxmlformats.org/officeDocument/2006/relationships" xmlns:v="urn:schemas-microsoft-com:vml" xmlns:w10="urn:schemas-microsoft-com:office:word" xmlns:w14="http://schemas.microsoft.com/office/word/2010/wordml" xmlns:w="http://schemas.openxmlformats.org/wordprocessingml/2006/main" xmlns:wne="http://schemas.microsoft.com/office/word/2006/wordml" xmlns:wp14="http://schemas.microsoft.com/office/word/2010/wordprocessingDrawing" xmlns:wp="http://schemas.openxmlformats.org/drawingml/2006/wordprocessingDrawing" xmlns:wpc="http://schemas.microsoft.com/office/word/2010/wordprocessingCanvas" xmlns:wpg="http://schemas.microsoft.com/office/word/2010/wordprocessingGroup" xmlns:wpi="http://schemas.microsoft.com/office/word/2010/wordprocessingInk" xmlns:wps="http://schemas.microsoft.com/office/word/2010/wordprocessingShape" mc:Ignorable="w14 wp14">
+  <w:p>
+    <w:pPr>
+      <w:pStyle w:val="Header"/>
+      <w:jc w:val="right"/>
+    </w:pPr>
+    <w:r>
+      <w:rPr>
+        <w:rFonts w:ascii="Georgia" w:hAnsi="Georgia"/>
+        <w:b/>
+        <w:color w:val="7C6F67"/>
+        <w:sz w:val="16"/>
+      </w:rPr>
+      <w:t>KYOTO FIELD NOTES - EBOOK PLAN</w:t>
+    </w:r>
+  </w:p>
+</w:hdr>
 </file>
 
 <file path=word/numbering.xml><?xml version="1.0" encoding="utf-8"?>
@@ -673,8 +1498,14 @@
     <w:name w:val="Normal"/>
     <w:qFormat/>
     <w:rsid w:val="00FC693F"/>
+    <w:pPr>
+      <w:widowControl/>
+      <w:spacing w:line="320" w:lineRule="exact" w:after="140"/>
+    </w:pPr>
     <w:rPr>
-      <w:rFonts w:ascii="Arial" w:hAnsi="Arial"/>
+      <w:rFonts w:ascii="Georgia" w:hAnsi="Georgia" w:eastAsia="Georgia"/>
+      <w:b w:val="0"/>
+      <w:color w:val="3F2D24"/>
       <w:sz w:val="21"/>
     </w:rPr>
   </w:style>
@@ -733,15 +1564,15 @@
     <w:pPr>
       <w:keepNext/>
       <w:keepLines/>
-      <w:spacing w:before="480" w:after="0"/>
+      <w:spacing w:before="360" w:after="140"/>
       <w:outlineLvl w:val="0"/>
     </w:pPr>
     <w:rPr>
-      <w:rFonts w:asciiTheme="majorHAnsi" w:eastAsiaTheme="majorEastAsia" w:hAnsiTheme="majorHAnsi" w:cstheme="majorBidi"/>
+      <w:rFonts w:asciiTheme="majorHAnsi" w:eastAsiaTheme="majorEastAsia" w:hAnsiTheme="majorHAnsi" w:cstheme="majorBidi" w:ascii="Georgia" w:hAnsi="Georgia" w:eastAsia="Georgia"/>
       <w:b/>
       <w:bCs/>
-      <w:color w:val="365F91" w:themeColor="accent1" w:themeShade="BF"/>
-      <w:sz w:val="28"/>
+      <w:color w:val="C2410C"/>
+      <w:sz w:val="36"/>
       <w:szCs w:val="28"/>
     </w:rPr>
   </w:style>
@@ -757,15 +1588,15 @@
     <w:pPr>
       <w:keepNext/>
       <w:keepLines/>
-      <w:spacing w:before="200" w:after="0"/>
+      <w:spacing w:before="240" w:after="100"/>
       <w:outlineLvl w:val="1"/>
     </w:pPr>
     <w:rPr>
-      <w:rFonts w:asciiTheme="majorHAnsi" w:eastAsiaTheme="majorEastAsia" w:hAnsiTheme="majorHAnsi" w:cstheme="majorBidi"/>
+      <w:rFonts w:asciiTheme="majorHAnsi" w:eastAsiaTheme="majorEastAsia" w:hAnsiTheme="majorHAnsi" w:cstheme="majorBidi" w:ascii="Georgia" w:hAnsi="Georgia" w:eastAsia="Georgia"/>
       <w:b/>
       <w:bCs/>
-      <w:color w:val="4F81BD" w:themeColor="accent1"/>
-      <w:sz w:val="26"/>
+      <w:color w:val="3F2D24"/>
+      <w:sz w:val="25"/>
       <w:szCs w:val="26"/>
     </w:rPr>
   </w:style>
@@ -781,14 +1612,15 @@
     <w:pPr>
       <w:keepNext/>
       <w:keepLines/>
-      <w:spacing w:before="200" w:after="0"/>
+      <w:spacing w:before="180" w:after="80"/>
       <w:outlineLvl w:val="2"/>
     </w:pPr>
     <w:rPr>
-      <w:rFonts w:asciiTheme="majorHAnsi" w:eastAsiaTheme="majorEastAsia" w:hAnsiTheme="majorHAnsi" w:cstheme="majorBidi"/>
+      <w:rFonts w:asciiTheme="majorHAnsi" w:eastAsiaTheme="majorEastAsia" w:hAnsiTheme="majorHAnsi" w:cstheme="majorBidi" w:ascii="Georgia" w:hAnsi="Georgia" w:eastAsia="Georgia"/>
       <w:b/>
       <w:bCs/>
-      <w:color w:val="4F81BD" w:themeColor="accent1"/>
+      <w:color w:val="C2410C"/>
+      <w:sz w:val="21"/>
     </w:rPr>
   </w:style>
   <w:style w:type="paragraph" w:styleId="Heading4">
@@ -1019,18 +1851,17 @@
     <w:qFormat/>
     <w:rsid w:val="00FC693F"/>
     <w:pPr>
-      <w:pBdr>
-        <w:bottom w:val="single" w:sz="8" w:space="4" w:color="4F81BD" w:themeColor="accent1"/>
-      </w:pBdr>
-      <w:spacing w:after="300" w:line="240" w:lineRule="auto"/>
+      <w:keepNext/>
+      <w:spacing w:after="200" w:line="240" w:lineRule="auto" w:before="0"/>
       <w:contextualSpacing/>
     </w:pPr>
     <w:rPr>
-      <w:rFonts w:asciiTheme="majorHAnsi" w:eastAsiaTheme="majorEastAsia" w:hAnsiTheme="majorHAnsi" w:cstheme="majorBidi"/>
-      <w:color w:val="17365D" w:themeColor="text2" w:themeShade="BF"/>
+      <w:rFonts w:asciiTheme="majorHAnsi" w:eastAsiaTheme="majorEastAsia" w:hAnsiTheme="majorHAnsi" w:cstheme="majorBidi" w:ascii="Georgia" w:hAnsi="Georgia" w:eastAsia="Georgia"/>
+      <w:b/>
+      <w:color w:val="3F2D24"/>
       <w:spacing w:val="5"/>
       <w:kern w:val="28"/>
-      <w:sz w:val="52"/>
+      <w:sz w:val="62"/>
       <w:szCs w:val="52"/>
     </w:rPr>
   </w:style>
@@ -1204,8 +2035,15 @@
       <w:numPr>
         <w:numId w:val="1"/>
       </w:numPr>
+      <w:spacing w:after="60"/>
       <w:contextualSpacing/>
     </w:pPr>
+    <w:rPr>
+      <w:rFonts w:ascii="Georgia" w:hAnsi="Georgia" w:eastAsia="Georgia"/>
+      <w:b w:val="0"/>
+      <w:color w:val="3F2D24"/>
+      <w:sz w:val="21"/>
+    </w:rPr>
   </w:style>
   <w:style w:type="paragraph" w:styleId="ListBullet2">
     <w:name w:val="List Bullet 2"/>
@@ -1243,8 +2081,15 @@
       <w:numPr>
         <w:numId w:val="5"/>
       </w:numPr>
+      <w:spacing w:after="60"/>
       <w:contextualSpacing/>
     </w:pPr>
+    <w:rPr>
+      <w:rFonts w:ascii="Georgia" w:hAnsi="Georgia" w:eastAsia="Georgia"/>
+      <w:b w:val="0"/>
+      <w:color w:val="3F2D24"/>
+      <w:sz w:val="21"/>
+    </w:rPr>
   </w:style>
   <w:style w:type="paragraph" w:styleId="ListNumber2">
     <w:name w:val="List Number 2"/>
